--- a/inst/captions/range_timeseries_caption.docx
+++ b/inst/captions/range_timeseries_caption.docx
@@ -17,7 +17,7 @@
           <w:sz w:val="24"/>
           <w:szCs w:val="24"/>
         </w:rPr>
-        <w:t xml:space="preserve">RANGE </w:t>
+        <w:t>RANGE TIME SERIES. Each of the nine panels shows the modeled binary range surface for one temporal bin across the study period, derived by thresholding the ensemble climatic suitability surface. Panels are arranged chronologically from left to right and top to bottom. Predicted presence</w:t>
       </w:r>
       <w:r>
         <w:rPr>
@@ -25,7 +25,7 @@
           <w:sz w:val="24"/>
           <w:szCs w:val="24"/>
         </w:rPr>
-        <w:t>TIME SERIES</w:t>
+        <w:t xml:space="preserve"> range</w:t>
       </w:r>
       <w:r>
         <w:rPr>
@@ -33,7 +33,7 @@
           <w:sz w:val="24"/>
           <w:szCs w:val="24"/>
         </w:rPr>
-        <w:t>. Figure</w:t>
+        <w:t xml:space="preserve"> is shown in </w:t>
       </w:r>
       <w:r>
         <w:rPr>
@@ -41,7 +41,7 @@
           <w:sz w:val="24"/>
           <w:szCs w:val="24"/>
         </w:rPr>
-        <w:t>s</w:t>
+        <w:t>color</w:t>
       </w:r>
       <w:r>
         <w:rPr>
@@ -49,7 +49,7 @@
           <w:sz w:val="24"/>
           <w:szCs w:val="24"/>
         </w:rPr>
-        <w:t xml:space="preserve"> </w:t>
+        <w:t xml:space="preserve">; predicted absence in </w:t>
       </w:r>
       <w:r>
         <w:rPr>
@@ -57,7 +57,7 @@
           <w:sz w:val="24"/>
           <w:szCs w:val="24"/>
         </w:rPr>
-        <w:t xml:space="preserve">show </w:t>
+        <w:t>gray</w:t>
       </w:r>
       <w:r>
         <w:rPr>
@@ -65,47 +65,7 @@
           <w:sz w:val="24"/>
           <w:szCs w:val="24"/>
         </w:rPr>
-        <w:t>modeled</w:t>
-      </w:r>
-      <w:r>
-        <w:rPr>
-          <w:rFonts w:ascii="Calibri" w:hAnsi="Calibri" w:cs="Calibri"/>
-          <w:sz w:val="24"/>
-          <w:szCs w:val="24"/>
-        </w:rPr>
-        <w:t xml:space="preserve"> </w:t>
-      </w:r>
-      <w:r>
-        <w:rPr>
-          <w:rFonts w:ascii="Calibri" w:hAnsi="Calibri" w:cs="Calibri"/>
-          <w:sz w:val="24"/>
-          <w:szCs w:val="24"/>
-        </w:rPr>
-        <w:t xml:space="preserve">historical </w:t>
-      </w:r>
-      <w:r>
-        <w:rPr>
-          <w:rFonts w:ascii="Calibri" w:hAnsi="Calibri" w:cs="Calibri"/>
-          <w:sz w:val="24"/>
-          <w:szCs w:val="24"/>
-        </w:rPr>
-        <w:t>range</w:t>
-      </w:r>
-      <w:r>
-        <w:rPr>
-          <w:rFonts w:ascii="Calibri" w:hAnsi="Calibri" w:cs="Calibri"/>
-          <w:sz w:val="24"/>
-          <w:szCs w:val="24"/>
-        </w:rPr>
-        <w:t xml:space="preserve"> for the focal species across the continental United States. </w:t>
-      </w:r>
-      <w:r>
-        <w:rPr>
-          <w:rFonts w:ascii="Calibri" w:hAnsi="Calibri" w:cs="Calibri"/>
-          <w:sz w:val="24"/>
-          <w:szCs w:val="24"/>
-        </w:rPr>
-        <w:t>Black outline shows the estimated USGS GAP range for the species.</w:t>
+        <w:t>. The black outline delineates the USGS GAP range boundary for the species.</w:t>
       </w:r>
     </w:p>
     <w:sectPr>
